--- a/PorslineClone.Api/FormWordExports/49844113137d4c0189ac2238cee2cd03/احمدی_محمدی_1292852402.docx
+++ b/PorslineClone.Api/FormWordExports/49844113137d4c0189ac2238cee2cd03/احمدی_محمدی_1292852402.docx
@@ -930,7 +930,7 @@
                           <pic:cNvPicPr/>
                         </pic:nvPicPr>
                         <pic:blipFill>
-                          <a:blip r:embed="R0dff995427574f38" cstate="print"/>
+                          <a:blip r:embed="Rc6bc197672144aa3" cstate="print"/>
                           <a:stretch>
                             <a:fillRect/>
                           </a:stretch>
@@ -1805,7 +1805,7 @@
                 <w:rFonts w:ascii="Times New Roman"/>
                 <w:sz w:val="18"/>
               </w:rPr>
-              <w:t>{{mobile}}</w:t>
+              <w:t xml:space="preserve"/>
             </w:r>
           </w:p>
         </w:tc>
